--- a/Module 6 Work Cited.docx
+++ b/Module 6 Work Cited.docx
@@ -87,7 +87,13 @@
         <w:t xml:space="preserve"> </w:t>
       </w:r>
       <w:r>
-        <w:t xml:space="preserve">"Gesture Recognition in Zoom" </w:t>
+        <w:t>"Gesture Recognition in Zoom</w:t>
+      </w:r>
+      <w:r>
+        <w:t>.</w:t>
+      </w:r>
+      <w:r>
+        <w:t xml:space="preserve">" </w:t>
       </w:r>
       <w:r>
         <w:rPr>
@@ -121,6 +127,7 @@
     <w:p>
       <w:pPr>
         <w:spacing w:line="480" w:lineRule="auto"/>
+        <w:ind w:left="720" w:hanging="720"/>
       </w:pPr>
       <w:r>
         <w:t xml:space="preserve">"Zoom Communications." </w:t>
@@ -133,10 +140,13 @@
         <w:t>Wikipedia, The Free Encyclopedia</w:t>
       </w:r>
       <w:r>
-        <w:t xml:space="preserve">, Wikimedia Foundation, Inc, </w:t>
-      </w:r>
-      <w:r>
-        <w:tab/>
+        <w:t>, Wikimedia Foundation, Inc</w:t>
+      </w:r>
+      <w:r>
+        <w:t>.</w:t>
+      </w:r>
+      <w:r>
+        <w:t xml:space="preserve"> </w:t>
       </w:r>
       <w:r>
         <w:t xml:space="preserve">31 Oct. 2025, </w:t>
@@ -158,6 +168,103 @@
     <w:p>
       <w:pPr>
         <w:spacing w:line="480" w:lineRule="auto"/>
+        <w:ind w:left="720" w:hanging="720"/>
+      </w:pPr>
+      <w:r>
+        <w:t>Omar Aboulezz</w:t>
+      </w:r>
+      <w:r>
+        <w:t xml:space="preserve">. </w:t>
+      </w:r>
+      <w:r>
+        <w:t xml:space="preserve">"How Zoom Won the Pandemic." </w:t>
+      </w:r>
+      <w:r>
+        <w:rPr>
+          <w:i/>
+          <w:iCs/>
+        </w:rPr>
+        <w:t>Digital Innovation and Transformation</w:t>
+      </w:r>
+      <w:r>
+        <w:t>, 7 Feb. 2021,</w:t>
+      </w:r>
+      <w:r>
+        <w:t xml:space="preserve"> </w:t>
+      </w:r>
+      <w:hyperlink r:id="rId9" w:history="1">
+        <w:r>
+          <w:rPr>
+            <w:rStyle w:val="Hyperlink"/>
+          </w:rPr>
+          <w:t>https://aiinstitute.hbs.edu/platform-digit/submission/how-zoom-won-the-pandemic/</w:t>
+        </w:r>
+      </w:hyperlink>
+    </w:p>
+    <w:p>
+      <w:pPr>
+        <w:spacing w:line="480" w:lineRule="auto"/>
+        <w:ind w:left="720" w:hanging="720"/>
+      </w:pPr>
+    </w:p>
+    <w:p>
+      <w:pPr>
+        <w:spacing w:line="480" w:lineRule="auto"/>
+        <w:ind w:left="720" w:hanging="720"/>
+      </w:pPr>
+    </w:p>
+    <w:p>
+      <w:pPr>
+        <w:spacing w:line="480" w:lineRule="auto"/>
+        <w:ind w:left="720" w:hanging="720"/>
+      </w:pPr>
+    </w:p>
+    <w:p>
+      <w:pPr>
+        <w:spacing w:line="480" w:lineRule="auto"/>
+        <w:ind w:left="720" w:hanging="720"/>
+      </w:pPr>
+      <w:r>
+        <w:t xml:space="preserve">Evans, Dain. "How Zoom Became So Popular During Social Distancing." </w:t>
+      </w:r>
+      <w:r>
+        <w:rPr>
+          <w:i/>
+          <w:iCs/>
+        </w:rPr>
+        <w:t>CNBC</w:t>
+      </w:r>
+      <w:r>
+        <w:t xml:space="preserve">, </w:t>
+      </w:r>
+      <w:hyperlink r:id="rId10" w:history="1">
+        <w:r>
+          <w:rPr>
+            <w:rStyle w:val="Hyperlink"/>
+          </w:rPr>
+          <w:t>www.cnbc.com/2020/04/03/how-zoom-rose-to-the-top-during-the-coronavirus-pandemic.html</w:t>
+        </w:r>
+      </w:hyperlink>
+    </w:p>
+    <w:p>
+      <w:pPr>
+        <w:spacing w:line="480" w:lineRule="auto"/>
+        <w:ind w:left="720" w:hanging="720"/>
+      </w:pPr>
+    </w:p>
+    <w:p>
+      <w:pPr>
+        <w:spacing w:line="480" w:lineRule="auto"/>
+      </w:pPr>
+    </w:p>
+    <w:p>
+      <w:pPr>
+        <w:spacing w:line="480" w:lineRule="auto"/>
+      </w:pPr>
+    </w:p>
+    <w:p>
+      <w:pPr>
+        <w:spacing w:line="480" w:lineRule="auto"/>
       </w:pPr>
     </w:p>
     <w:p>
@@ -171,7 +278,7 @@
       </w:pPr>
     </w:p>
     <w:sectPr>
-      <w:headerReference w:type="default" r:id="rId9"/>
+      <w:headerReference w:type="default" r:id="rId11"/>
       <w:pgSz w:w="12240" w:h="15840"/>
       <w:pgMar w:top="1440" w:right="1440" w:bottom="1440" w:left="1440" w:header="1440" w:footer="720" w:gutter="0"/>
       <w:cols w:space="720"/>
